--- a/Docs/NPC_Information.docx
+++ b/Docs/NPC_Information.docx
@@ -1015,337 +1015,7 @@
           <w:sz w:val="22"/>
           <w:shd w:fill="auto" w:val="clear"/>
         </w:rPr>
-        <w:t xml:space="preserve">부잣집</w:t>
-      </w:r>
-      <w:r>
-        <w:rPr>
-          <w:rFonts w:ascii="Arial Unicode MS" w:hAnsi="Arial Unicode MS" w:cs="Arial Unicode MS" w:eastAsia="Arial Unicode MS"/>
-          <w:color w:val="auto"/>
-          <w:spacing w:val="0"/>
-          <w:position w:val="0"/>
-          <w:sz w:val="22"/>
-          <w:shd w:fill="auto" w:val="clear"/>
-        </w:rPr>
-        <w:t xml:space="preserve"> </w:t>
-      </w:r>
-      <w:r>
-        <w:rPr>
-          <w:rFonts w:ascii="맑은 고딕" w:hAnsi="맑은 고딕" w:cs="맑은 고딕" w:eastAsia="맑은 고딕"/>
-          <w:color w:val="auto"/>
-          <w:spacing w:val="0"/>
-          <w:position w:val="0"/>
-          <w:sz w:val="22"/>
-          <w:shd w:fill="auto" w:val="clear"/>
-        </w:rPr>
-        <w:t xml:space="preserve">아들은</w:t>
-      </w:r>
-      <w:r>
-        <w:rPr>
-          <w:rFonts w:ascii="Arial Unicode MS" w:hAnsi="Arial Unicode MS" w:cs="Arial Unicode MS" w:eastAsia="Arial Unicode MS"/>
-          <w:color w:val="auto"/>
-          <w:spacing w:val="0"/>
-          <w:position w:val="0"/>
-          <w:sz w:val="22"/>
-          <w:shd w:fill="auto" w:val="clear"/>
-        </w:rPr>
-        <w:t xml:space="preserve"> </w:t>
-      </w:r>
-      <w:r>
-        <w:rPr>
-          <w:rFonts w:ascii="맑은 고딕" w:hAnsi="맑은 고딕" w:cs="맑은 고딕" w:eastAsia="맑은 고딕"/>
-          <w:color w:val="auto"/>
-          <w:spacing w:val="0"/>
-          <w:position w:val="0"/>
-          <w:sz w:val="22"/>
-          <w:shd w:fill="auto" w:val="clear"/>
-        </w:rPr>
-        <w:t xml:space="preserve">매점에서</w:t>
-      </w:r>
-      <w:r>
-        <w:rPr>
-          <w:rFonts w:ascii="Arial Unicode MS" w:hAnsi="Arial Unicode MS" w:cs="Arial Unicode MS" w:eastAsia="Arial Unicode MS"/>
-          <w:color w:val="auto"/>
-          <w:spacing w:val="0"/>
-          <w:position w:val="0"/>
-          <w:sz w:val="22"/>
-          <w:shd w:fill="auto" w:val="clear"/>
-        </w:rPr>
-        <w:t xml:space="preserve"> </w:t>
-      </w:r>
-      <w:r>
-        <w:rPr>
-          <w:rFonts w:ascii="맑은 고딕" w:hAnsi="맑은 고딕" w:cs="맑은 고딕" w:eastAsia="맑은 고딕"/>
-          <w:color w:val="auto"/>
-          <w:spacing w:val="0"/>
-          <w:position w:val="0"/>
-          <w:sz w:val="22"/>
-          <w:shd w:fill="auto" w:val="clear"/>
-        </w:rPr>
-        <w:t xml:space="preserve">심부름</w:t>
-      </w:r>
-      <w:r>
-        <w:rPr>
-          <w:rFonts w:ascii="Arial Unicode MS" w:hAnsi="Arial Unicode MS" w:cs="Arial Unicode MS" w:eastAsia="Arial Unicode MS"/>
-          <w:color w:val="auto"/>
-          <w:spacing w:val="0"/>
-          <w:position w:val="0"/>
-          <w:sz w:val="22"/>
-          <w:shd w:fill="auto" w:val="clear"/>
-        </w:rPr>
-        <w:t xml:space="preserve"> </w:t>
-      </w:r>
-      <w:r>
-        <w:rPr>
-          <w:rFonts w:ascii="맑은 고딕" w:hAnsi="맑은 고딕" w:cs="맑은 고딕" w:eastAsia="맑은 고딕"/>
-          <w:color w:val="auto"/>
-          <w:spacing w:val="0"/>
-          <w:position w:val="0"/>
-          <w:sz w:val="22"/>
-          <w:shd w:fill="auto" w:val="clear"/>
-        </w:rPr>
-        <w:t xml:space="preserve">퀘스트</w:t>
-      </w:r>
-      <w:r>
-        <w:rPr>
-          <w:rFonts w:ascii="Arial Unicode MS" w:hAnsi="Arial Unicode MS" w:cs="Arial Unicode MS" w:eastAsia="Arial Unicode MS"/>
-          <w:color w:val="auto"/>
-          <w:spacing w:val="0"/>
-          <w:position w:val="0"/>
-          <w:sz w:val="22"/>
-          <w:shd w:fill="auto" w:val="clear"/>
-        </w:rPr>
-        <w:t xml:space="preserve"> 5</w:t>
-      </w:r>
-      <w:r>
-        <w:rPr>
-          <w:rFonts w:ascii="맑은 고딕" w:hAnsi="맑은 고딕" w:cs="맑은 고딕" w:eastAsia="맑은 고딕"/>
-          <w:color w:val="auto"/>
-          <w:spacing w:val="0"/>
-          <w:position w:val="0"/>
-          <w:sz w:val="22"/>
-          <w:shd w:fill="auto" w:val="clear"/>
-        </w:rPr>
-        <w:t xml:space="preserve">회</w:t>
-      </w:r>
-      <w:r>
-        <w:rPr>
-          <w:rFonts w:ascii="Arial Unicode MS" w:hAnsi="Arial Unicode MS" w:cs="Arial Unicode MS" w:eastAsia="Arial Unicode MS"/>
-          <w:color w:val="auto"/>
-          <w:spacing w:val="0"/>
-          <w:position w:val="0"/>
-          <w:sz w:val="22"/>
-          <w:shd w:fill="auto" w:val="clear"/>
-        </w:rPr>
-        <w:t xml:space="preserve"> </w:t>
-      </w:r>
-      <w:r>
-        <w:rPr>
-          <w:rFonts w:ascii="맑은 고딕" w:hAnsi="맑은 고딕" w:cs="맑은 고딕" w:eastAsia="맑은 고딕"/>
-          <w:color w:val="auto"/>
-          <w:spacing w:val="0"/>
-          <w:position w:val="0"/>
-          <w:sz w:val="22"/>
-          <w:shd w:fill="auto" w:val="clear"/>
-        </w:rPr>
-        <w:t xml:space="preserve">이상</w:t>
-      </w:r>
-      <w:r>
-        <w:rPr>
-          <w:rFonts w:ascii="Arial Unicode MS" w:hAnsi="Arial Unicode MS" w:cs="Arial Unicode MS" w:eastAsia="Arial Unicode MS"/>
-          <w:color w:val="auto"/>
-          <w:spacing w:val="0"/>
-          <w:position w:val="0"/>
-          <w:sz w:val="22"/>
-          <w:shd w:fill="auto" w:val="clear"/>
-        </w:rPr>
-        <w:t xml:space="preserve"> </w:t>
-      </w:r>
-      <w:r>
-        <w:rPr>
-          <w:rFonts w:ascii="맑은 고딕" w:hAnsi="맑은 고딕" w:cs="맑은 고딕" w:eastAsia="맑은 고딕"/>
-          <w:color w:val="auto"/>
-          <w:spacing w:val="0"/>
-          <w:position w:val="0"/>
-          <w:sz w:val="22"/>
-          <w:shd w:fill="auto" w:val="clear"/>
-        </w:rPr>
-        <w:t xml:space="preserve">성공시</w:t>
-      </w:r>
-      <w:r>
-        <w:rPr>
-          <w:rFonts w:ascii="Arial Unicode MS" w:hAnsi="Arial Unicode MS" w:cs="Arial Unicode MS" w:eastAsia="Arial Unicode MS"/>
-          <w:color w:val="auto"/>
-          <w:spacing w:val="0"/>
-          <w:position w:val="0"/>
-          <w:sz w:val="22"/>
-          <w:shd w:fill="auto" w:val="clear"/>
-        </w:rPr>
-        <w:t xml:space="preserve"> </w:t>
-      </w:r>
-      <w:r>
-        <w:rPr>
-          <w:rFonts w:ascii="맑은 고딕" w:hAnsi="맑은 고딕" w:cs="맑은 고딕" w:eastAsia="맑은 고딕"/>
-          <w:color w:val="auto"/>
-          <w:spacing w:val="0"/>
-          <w:position w:val="0"/>
-          <w:sz w:val="22"/>
-          <w:shd w:fill="auto" w:val="clear"/>
-        </w:rPr>
-        <w:t xml:space="preserve">귀속</w:t>
-      </w:r>
-      <w:r>
-        <w:rPr>
-          <w:rFonts w:ascii="Arial Unicode MS" w:hAnsi="Arial Unicode MS" w:cs="Arial Unicode MS" w:eastAsia="Arial Unicode MS"/>
-          <w:color w:val="auto"/>
-          <w:spacing w:val="0"/>
-          <w:position w:val="0"/>
-          <w:sz w:val="22"/>
-          <w:shd w:fill="auto" w:val="clear"/>
-        </w:rPr>
-        <w:t xml:space="preserve">, </w:t>
-      </w:r>
-      <w:r>
-        <w:rPr>
-          <w:rFonts w:ascii="맑은 고딕" w:hAnsi="맑은 고딕" w:cs="맑은 고딕" w:eastAsia="맑은 고딕"/>
-          <w:color w:val="auto"/>
-          <w:spacing w:val="0"/>
-          <w:position w:val="0"/>
-          <w:sz w:val="22"/>
-          <w:shd w:fill="auto" w:val="clear"/>
-        </w:rPr>
-        <w:t xml:space="preserve">퀘스트</w:t>
-      </w:r>
-      <w:r>
-        <w:rPr>
-          <w:rFonts w:ascii="Arial Unicode MS" w:hAnsi="Arial Unicode MS" w:cs="Arial Unicode MS" w:eastAsia="Arial Unicode MS"/>
-          <w:color w:val="auto"/>
-          <w:spacing w:val="0"/>
-          <w:position w:val="0"/>
-          <w:sz w:val="22"/>
-          <w:shd w:fill="auto" w:val="clear"/>
-        </w:rPr>
-        <w:t xml:space="preserve"> </w:t>
-      </w:r>
-      <w:r>
-        <w:rPr>
-          <w:rFonts w:ascii="맑은 고딕" w:hAnsi="맑은 고딕" w:cs="맑은 고딕" w:eastAsia="맑은 고딕"/>
-          <w:color w:val="auto"/>
-          <w:spacing w:val="0"/>
-          <w:position w:val="0"/>
-          <w:sz w:val="22"/>
-          <w:shd w:fill="auto" w:val="clear"/>
-        </w:rPr>
-        <w:t xml:space="preserve">성공</w:t>
-      </w:r>
-      <w:r>
-        <w:rPr>
-          <w:rFonts w:ascii="Arial Unicode MS" w:hAnsi="Arial Unicode MS" w:cs="Arial Unicode MS" w:eastAsia="Arial Unicode MS"/>
-          <w:color w:val="auto"/>
-          <w:spacing w:val="0"/>
-          <w:position w:val="0"/>
-          <w:sz w:val="22"/>
-          <w:shd w:fill="auto" w:val="clear"/>
-        </w:rPr>
-        <w:t xml:space="preserve"> </w:t>
-      </w:r>
-      <w:r>
-        <w:rPr>
-          <w:rFonts w:ascii="맑은 고딕" w:hAnsi="맑은 고딕" w:cs="맑은 고딕" w:eastAsia="맑은 고딕"/>
-          <w:color w:val="auto"/>
-          <w:spacing w:val="0"/>
-          <w:position w:val="0"/>
-          <w:sz w:val="22"/>
-          <w:shd w:fill="auto" w:val="clear"/>
-        </w:rPr>
-        <w:t xml:space="preserve">할</w:t>
-      </w:r>
-      <w:r>
-        <w:rPr>
-          <w:rFonts w:ascii="Arial Unicode MS" w:hAnsi="Arial Unicode MS" w:cs="Arial Unicode MS" w:eastAsia="Arial Unicode MS"/>
-          <w:color w:val="auto"/>
-          <w:spacing w:val="0"/>
-          <w:position w:val="0"/>
-          <w:sz w:val="22"/>
-          <w:shd w:fill="auto" w:val="clear"/>
-        </w:rPr>
-        <w:t xml:space="preserve"> </w:t>
-      </w:r>
-      <w:r>
-        <w:rPr>
-          <w:rFonts w:ascii="맑은 고딕" w:hAnsi="맑은 고딕" w:cs="맑은 고딕" w:eastAsia="맑은 고딕"/>
-          <w:color w:val="auto"/>
-          <w:spacing w:val="0"/>
-          <w:position w:val="0"/>
-          <w:sz w:val="22"/>
-          <w:shd w:fill="auto" w:val="clear"/>
-        </w:rPr>
-        <w:t xml:space="preserve">때</w:t>
-      </w:r>
-      <w:r>
-        <w:rPr>
-          <w:rFonts w:ascii="Arial Unicode MS" w:hAnsi="Arial Unicode MS" w:cs="Arial Unicode MS" w:eastAsia="Arial Unicode MS"/>
-          <w:color w:val="auto"/>
-          <w:spacing w:val="0"/>
-          <w:position w:val="0"/>
-          <w:sz w:val="22"/>
-          <w:shd w:fill="auto" w:val="clear"/>
-        </w:rPr>
-        <w:t xml:space="preserve"> </w:t>
-      </w:r>
-      <w:r>
-        <w:rPr>
-          <w:rFonts w:ascii="맑은 고딕" w:hAnsi="맑은 고딕" w:cs="맑은 고딕" w:eastAsia="맑은 고딕"/>
-          <w:color w:val="auto"/>
-          <w:spacing w:val="0"/>
-          <w:position w:val="0"/>
-          <w:sz w:val="22"/>
-          <w:shd w:fill="auto" w:val="clear"/>
-        </w:rPr>
-        <w:t xml:space="preserve">마다</w:t>
-      </w:r>
-      <w:r>
-        <w:rPr>
-          <w:rFonts w:ascii="Arial Unicode MS" w:hAnsi="Arial Unicode MS" w:cs="Arial Unicode MS" w:eastAsia="Arial Unicode MS"/>
-          <w:color w:val="auto"/>
-          <w:spacing w:val="0"/>
-          <w:position w:val="0"/>
-          <w:sz w:val="22"/>
-          <w:shd w:fill="auto" w:val="clear"/>
-        </w:rPr>
-        <w:t xml:space="preserve"> </w:t>
-      </w:r>
-      <w:r>
-        <w:rPr>
-          <w:rFonts w:ascii="맑은 고딕" w:hAnsi="맑은 고딕" w:cs="맑은 고딕" w:eastAsia="맑은 고딕"/>
-          <w:color w:val="auto"/>
-          <w:spacing w:val="0"/>
-          <w:position w:val="0"/>
-          <w:sz w:val="22"/>
-          <w:shd w:fill="auto" w:val="clear"/>
-        </w:rPr>
-        <w:t xml:space="preserve">재화</w:t>
-      </w:r>
-      <w:r>
-        <w:rPr>
-          <w:rFonts w:ascii="Arial Unicode MS" w:hAnsi="Arial Unicode MS" w:cs="Arial Unicode MS" w:eastAsia="Arial Unicode MS"/>
-          <w:color w:val="auto"/>
-          <w:spacing w:val="0"/>
-          <w:position w:val="0"/>
-          <w:sz w:val="22"/>
-          <w:shd w:fill="auto" w:val="clear"/>
-        </w:rPr>
-        <w:t xml:space="preserve"> </w:t>
-      </w:r>
-      <w:r>
-        <w:rPr>
-          <w:rFonts w:ascii="맑은 고딕" w:hAnsi="맑은 고딕" w:cs="맑은 고딕" w:eastAsia="맑은 고딕"/>
-          <w:color w:val="auto"/>
-          <w:spacing w:val="0"/>
-          <w:position w:val="0"/>
-          <w:sz w:val="22"/>
-          <w:shd w:fill="auto" w:val="clear"/>
-        </w:rPr>
-        <w:t xml:space="preserve">지급</w:t>
+        <w:t xml:space="preserve">부잣집 아들의 잃어버린 지갑을 찾아줄 시 호감도 상승</w:t>
       </w:r>
     </w:p>
     <w:p>
@@ -2263,73 +1933,7 @@
           <w:sz w:val="22"/>
           <w:shd w:fill="auto" w:val="clear"/>
         </w:rPr>
-        <w:t xml:space="preserve">대충입은</w:t>
-      </w:r>
-      <w:r>
-        <w:rPr>
-          <w:rFonts w:ascii="Arial Unicode MS" w:hAnsi="Arial Unicode MS" w:cs="Arial Unicode MS" w:eastAsia="Arial Unicode MS"/>
-          <w:color w:val="auto"/>
-          <w:spacing w:val="0"/>
-          <w:position w:val="0"/>
-          <w:sz w:val="22"/>
-          <w:shd w:fill="auto" w:val="clear"/>
-        </w:rPr>
-        <w:t xml:space="preserve"> </w:t>
-      </w:r>
-      <w:r>
-        <w:rPr>
-          <w:rFonts w:ascii="맑은 고딕" w:hAnsi="맑은 고딕" w:cs="맑은 고딕" w:eastAsia="맑은 고딕"/>
-          <w:color w:val="auto"/>
-          <w:spacing w:val="0"/>
-          <w:position w:val="0"/>
-          <w:sz w:val="22"/>
-          <w:shd w:fill="auto" w:val="clear"/>
-        </w:rPr>
-        <w:t xml:space="preserve">교복</w:t>
-      </w:r>
-      <w:r>
-        <w:rPr>
-          <w:rFonts w:ascii="Arial Unicode MS" w:hAnsi="Arial Unicode MS" w:cs="Arial Unicode MS" w:eastAsia="Arial Unicode MS"/>
-          <w:color w:val="auto"/>
-          <w:spacing w:val="0"/>
-          <w:position w:val="0"/>
-          <w:sz w:val="22"/>
-          <w:shd w:fill="auto" w:val="clear"/>
-        </w:rPr>
-        <w:t xml:space="preserve"> , </w:t>
-      </w:r>
-      <w:r>
-        <w:rPr>
-          <w:rFonts w:ascii="맑은 고딕" w:hAnsi="맑은 고딕" w:cs="맑은 고딕" w:eastAsia="맑은 고딕"/>
-          <w:color w:val="auto"/>
-          <w:spacing w:val="0"/>
-          <w:position w:val="0"/>
-          <w:sz w:val="22"/>
-          <w:shd w:fill="auto" w:val="clear"/>
-        </w:rPr>
-        <w:t xml:space="preserve">이어폰</w:t>
-      </w:r>
-      <w:r>
-        <w:rPr>
-          <w:rFonts w:ascii="Arial Unicode MS" w:hAnsi="Arial Unicode MS" w:cs="Arial Unicode MS" w:eastAsia="Arial Unicode MS"/>
-          <w:color w:val="auto"/>
-          <w:spacing w:val="0"/>
-          <w:position w:val="0"/>
-          <w:sz w:val="22"/>
-          <w:shd w:fill="auto" w:val="clear"/>
-        </w:rPr>
-        <w:t xml:space="preserve"> </w:t>
-      </w:r>
-      <w:r>
-        <w:rPr>
-          <w:rFonts w:ascii="맑은 고딕" w:hAnsi="맑은 고딕" w:cs="맑은 고딕" w:eastAsia="맑은 고딕"/>
-          <w:color w:val="auto"/>
-          <w:spacing w:val="0"/>
-          <w:position w:val="0"/>
-          <w:sz w:val="22"/>
-          <w:shd w:fill="auto" w:val="clear"/>
-        </w:rPr>
-        <w:t xml:space="preserve">착용</w:t>
+        <w:t xml:space="preserve">대충입은 교복 , 위에 빨간 후드</w:t>
       </w:r>
     </w:p>
     <w:p>
@@ -2559,183 +2163,7 @@
           <w:sz w:val="22"/>
           <w:shd w:fill="auto" w:val="clear"/>
         </w:rPr>
-        <w:t xml:space="preserve">책을</w:t>
-      </w:r>
-      <w:r>
-        <w:rPr>
-          <w:rFonts w:ascii="Arial Unicode MS" w:hAnsi="Arial Unicode MS" w:cs="Arial Unicode MS" w:eastAsia="Arial Unicode MS"/>
-          <w:color w:val="auto"/>
-          <w:spacing w:val="0"/>
-          <w:position w:val="0"/>
-          <w:sz w:val="22"/>
-          <w:shd w:fill="auto" w:val="clear"/>
-        </w:rPr>
-        <w:t xml:space="preserve"> </w:t>
-      </w:r>
-      <w:r>
-        <w:rPr>
-          <w:rFonts w:ascii="맑은 고딕" w:hAnsi="맑은 고딕" w:cs="맑은 고딕" w:eastAsia="맑은 고딕"/>
-          <w:color w:val="auto"/>
-          <w:spacing w:val="0"/>
-          <w:position w:val="0"/>
-          <w:sz w:val="22"/>
-          <w:shd w:fill="auto" w:val="clear"/>
-        </w:rPr>
-        <w:t xml:space="preserve">두고</w:t>
-      </w:r>
-      <w:r>
-        <w:rPr>
-          <w:rFonts w:ascii="Arial Unicode MS" w:hAnsi="Arial Unicode MS" w:cs="Arial Unicode MS" w:eastAsia="Arial Unicode MS"/>
-          <w:color w:val="auto"/>
-          <w:spacing w:val="0"/>
-          <w:position w:val="0"/>
-          <w:sz w:val="22"/>
-          <w:shd w:fill="auto" w:val="clear"/>
-        </w:rPr>
-        <w:t xml:space="preserve"> </w:t>
-      </w:r>
-      <w:r>
-        <w:rPr>
-          <w:rFonts w:ascii="맑은 고딕" w:hAnsi="맑은 고딕" w:cs="맑은 고딕" w:eastAsia="맑은 고딕"/>
-          <w:color w:val="auto"/>
-          <w:spacing w:val="0"/>
-          <w:position w:val="0"/>
-          <w:sz w:val="22"/>
-          <w:shd w:fill="auto" w:val="clear"/>
-        </w:rPr>
-        <w:t xml:space="preserve">온</w:t>
-      </w:r>
-      <w:r>
-        <w:rPr>
-          <w:rFonts w:ascii="Arial Unicode MS" w:hAnsi="Arial Unicode MS" w:cs="Arial Unicode MS" w:eastAsia="Arial Unicode MS"/>
-          <w:color w:val="auto"/>
-          <w:spacing w:val="0"/>
-          <w:position w:val="0"/>
-          <w:sz w:val="22"/>
-          <w:shd w:fill="auto" w:val="clear"/>
-        </w:rPr>
-        <w:t xml:space="preserve"> </w:t>
-      </w:r>
-      <w:r>
-        <w:rPr>
-          <w:rFonts w:ascii="맑은 고딕" w:hAnsi="맑은 고딕" w:cs="맑은 고딕" w:eastAsia="맑은 고딕"/>
-          <w:color w:val="auto"/>
-          <w:spacing w:val="0"/>
-          <w:position w:val="0"/>
-          <w:sz w:val="22"/>
-          <w:shd w:fill="auto" w:val="clear"/>
-        </w:rPr>
-        <w:t xml:space="preserve">일진에게</w:t>
-      </w:r>
-      <w:r>
-        <w:rPr>
-          <w:rFonts w:ascii="Arial Unicode MS" w:hAnsi="Arial Unicode MS" w:cs="Arial Unicode MS" w:eastAsia="Arial Unicode MS"/>
-          <w:color w:val="auto"/>
-          <w:spacing w:val="0"/>
-          <w:position w:val="0"/>
-          <w:sz w:val="22"/>
-          <w:shd w:fill="auto" w:val="clear"/>
-        </w:rPr>
-        <w:t xml:space="preserve"> </w:t>
-      </w:r>
-      <w:r>
-        <w:rPr>
-          <w:rFonts w:ascii="맑은 고딕" w:hAnsi="맑은 고딕" w:cs="맑은 고딕" w:eastAsia="맑은 고딕"/>
-          <w:color w:val="auto"/>
-          <w:spacing w:val="0"/>
-          <w:position w:val="0"/>
-          <w:sz w:val="22"/>
-          <w:shd w:fill="auto" w:val="clear"/>
-        </w:rPr>
-        <w:t xml:space="preserve">책을</w:t>
-      </w:r>
-      <w:r>
-        <w:rPr>
-          <w:rFonts w:ascii="Arial Unicode MS" w:hAnsi="Arial Unicode MS" w:cs="Arial Unicode MS" w:eastAsia="Arial Unicode MS"/>
-          <w:color w:val="auto"/>
-          <w:spacing w:val="0"/>
-          <w:position w:val="0"/>
-          <w:sz w:val="22"/>
-          <w:shd w:fill="auto" w:val="clear"/>
-        </w:rPr>
-        <w:t xml:space="preserve"> </w:t>
-      </w:r>
-      <w:r>
-        <w:rPr>
-          <w:rFonts w:ascii="맑은 고딕" w:hAnsi="맑은 고딕" w:cs="맑은 고딕" w:eastAsia="맑은 고딕"/>
-          <w:color w:val="auto"/>
-          <w:spacing w:val="0"/>
-          <w:position w:val="0"/>
-          <w:sz w:val="22"/>
-          <w:shd w:fill="auto" w:val="clear"/>
-        </w:rPr>
-        <w:t xml:space="preserve">빌려줄</w:t>
-      </w:r>
-      <w:r>
-        <w:rPr>
-          <w:rFonts w:ascii="Arial Unicode MS" w:hAnsi="Arial Unicode MS" w:cs="Arial Unicode MS" w:eastAsia="Arial Unicode MS"/>
-          <w:color w:val="auto"/>
-          <w:spacing w:val="0"/>
-          <w:position w:val="0"/>
-          <w:sz w:val="22"/>
-          <w:shd w:fill="auto" w:val="clear"/>
-        </w:rPr>
-        <w:t xml:space="preserve"> </w:t>
-      </w:r>
-      <w:r>
-        <w:rPr>
-          <w:rFonts w:ascii="맑은 고딕" w:hAnsi="맑은 고딕" w:cs="맑은 고딕" w:eastAsia="맑은 고딕"/>
-          <w:color w:val="auto"/>
-          <w:spacing w:val="0"/>
-          <w:position w:val="0"/>
-          <w:sz w:val="22"/>
-          <w:shd w:fill="auto" w:val="clear"/>
-        </w:rPr>
-        <w:t xml:space="preserve">시</w:t>
-      </w:r>
-      <w:r>
-        <w:rPr>
-          <w:rFonts w:ascii="Arial Unicode MS" w:hAnsi="Arial Unicode MS" w:cs="Arial Unicode MS" w:eastAsia="Arial Unicode MS"/>
-          <w:color w:val="auto"/>
-          <w:spacing w:val="0"/>
-          <w:position w:val="0"/>
-          <w:sz w:val="22"/>
-          <w:shd w:fill="auto" w:val="clear"/>
-        </w:rPr>
-        <w:t xml:space="preserve"> </w:t>
-      </w:r>
-      <w:r>
-        <w:rPr>
-          <w:rFonts w:ascii="맑은 고딕" w:hAnsi="맑은 고딕" w:cs="맑은 고딕" w:eastAsia="맑은 고딕"/>
-          <w:color w:val="auto"/>
-          <w:spacing w:val="0"/>
-          <w:position w:val="0"/>
-          <w:sz w:val="22"/>
-          <w:shd w:fill="auto" w:val="clear"/>
-        </w:rPr>
-        <w:t xml:space="preserve">호감도</w:t>
-      </w:r>
-      <w:r>
-        <w:rPr>
-          <w:rFonts w:ascii="Arial Unicode MS" w:hAnsi="Arial Unicode MS" w:cs="Arial Unicode MS" w:eastAsia="Arial Unicode MS"/>
-          <w:color w:val="auto"/>
-          <w:spacing w:val="0"/>
-          <w:position w:val="0"/>
-          <w:sz w:val="22"/>
-          <w:shd w:fill="auto" w:val="clear"/>
-        </w:rPr>
-        <w:t xml:space="preserve"> </w:t>
-      </w:r>
-      <w:r>
-        <w:rPr>
-          <w:rFonts w:ascii="맑은 고딕" w:hAnsi="맑은 고딕" w:cs="맑은 고딕" w:eastAsia="맑은 고딕"/>
-          <w:color w:val="auto"/>
-          <w:spacing w:val="0"/>
-          <w:position w:val="0"/>
-          <w:sz w:val="22"/>
-          <w:shd w:fill="auto" w:val="clear"/>
-        </w:rPr>
-        <w:t xml:space="preserve">상승</w:t>
+        <w:t xml:space="preserve">상처가 난 일진에게 반창고를 줄 시 호감도 상승</w:t>
       </w:r>
     </w:p>
     <w:p>
@@ -3315,271 +2743,7 @@
           <w:sz w:val="22"/>
           <w:shd w:fill="auto" w:val="clear"/>
         </w:rPr>
-        <w:t xml:space="preserve">인기가</w:t>
-      </w:r>
-      <w:r>
-        <w:rPr>
-          <w:rFonts w:ascii="Arial Unicode MS" w:hAnsi="Arial Unicode MS" w:cs="Arial Unicode MS" w:eastAsia="Arial Unicode MS"/>
-          <w:color w:val="auto"/>
-          <w:spacing w:val="0"/>
-          <w:position w:val="0"/>
-          <w:sz w:val="22"/>
-          <w:shd w:fill="auto" w:val="clear"/>
-        </w:rPr>
-        <w:t xml:space="preserve"> </w:t>
-      </w:r>
-      <w:r>
-        <w:rPr>
-          <w:rFonts w:ascii="맑은 고딕" w:hAnsi="맑은 고딕" w:cs="맑은 고딕" w:eastAsia="맑은 고딕"/>
-          <w:color w:val="auto"/>
-          <w:spacing w:val="0"/>
-          <w:position w:val="0"/>
-          <w:sz w:val="22"/>
-          <w:shd w:fill="auto" w:val="clear"/>
-        </w:rPr>
-        <w:t xml:space="preserve">많은</w:t>
-      </w:r>
-      <w:r>
-        <w:rPr>
-          <w:rFonts w:ascii="Arial Unicode MS" w:hAnsi="Arial Unicode MS" w:cs="Arial Unicode MS" w:eastAsia="Arial Unicode MS"/>
-          <w:color w:val="auto"/>
-          <w:spacing w:val="0"/>
-          <w:position w:val="0"/>
-          <w:sz w:val="22"/>
-          <w:shd w:fill="auto" w:val="clear"/>
-        </w:rPr>
-        <w:t xml:space="preserve"> </w:t>
-      </w:r>
-      <w:r>
-        <w:rPr>
-          <w:rFonts w:ascii="맑은 고딕" w:hAnsi="맑은 고딕" w:cs="맑은 고딕" w:eastAsia="맑은 고딕"/>
-          <w:color w:val="auto"/>
-          <w:spacing w:val="0"/>
-          <w:position w:val="0"/>
-          <w:sz w:val="22"/>
-          <w:shd w:fill="auto" w:val="clear"/>
-        </w:rPr>
-        <w:t xml:space="preserve">것에</w:t>
-      </w:r>
-      <w:r>
-        <w:rPr>
-          <w:rFonts w:ascii="Arial Unicode MS" w:hAnsi="Arial Unicode MS" w:cs="Arial Unicode MS" w:eastAsia="Arial Unicode MS"/>
-          <w:color w:val="auto"/>
-          <w:spacing w:val="0"/>
-          <w:position w:val="0"/>
-          <w:sz w:val="22"/>
-          <w:shd w:fill="auto" w:val="clear"/>
-        </w:rPr>
-        <w:t xml:space="preserve"> </w:t>
-      </w:r>
-      <w:r>
-        <w:rPr>
-          <w:rFonts w:ascii="맑은 고딕" w:hAnsi="맑은 고딕" w:cs="맑은 고딕" w:eastAsia="맑은 고딕"/>
-          <w:color w:val="auto"/>
-          <w:spacing w:val="0"/>
-          <w:position w:val="0"/>
-          <w:sz w:val="22"/>
-          <w:shd w:fill="auto" w:val="clear"/>
-        </w:rPr>
-        <w:t xml:space="preserve">질려</w:t>
-      </w:r>
-      <w:r>
-        <w:rPr>
-          <w:rFonts w:ascii="Arial Unicode MS" w:hAnsi="Arial Unicode MS" w:cs="Arial Unicode MS" w:eastAsia="Arial Unicode MS"/>
-          <w:color w:val="auto"/>
-          <w:spacing w:val="0"/>
-          <w:position w:val="0"/>
-          <w:sz w:val="22"/>
-          <w:shd w:fill="auto" w:val="clear"/>
-        </w:rPr>
-        <w:t xml:space="preserve"> </w:t>
-      </w:r>
-      <w:r>
-        <w:rPr>
-          <w:rFonts w:ascii="맑은 고딕" w:hAnsi="맑은 고딕" w:cs="맑은 고딕" w:eastAsia="맑은 고딕"/>
-          <w:color w:val="auto"/>
-          <w:spacing w:val="0"/>
-          <w:position w:val="0"/>
-          <w:sz w:val="22"/>
-          <w:shd w:fill="auto" w:val="clear"/>
-        </w:rPr>
-        <w:t xml:space="preserve">찾기</w:t>
-      </w:r>
-      <w:r>
-        <w:rPr>
-          <w:rFonts w:ascii="Arial Unicode MS" w:hAnsi="Arial Unicode MS" w:cs="Arial Unicode MS" w:eastAsia="Arial Unicode MS"/>
-          <w:color w:val="auto"/>
-          <w:spacing w:val="0"/>
-          <w:position w:val="0"/>
-          <w:sz w:val="22"/>
-          <w:shd w:fill="auto" w:val="clear"/>
-        </w:rPr>
-        <w:t xml:space="preserve"> </w:t>
-      </w:r>
-      <w:r>
-        <w:rPr>
-          <w:rFonts w:ascii="맑은 고딕" w:hAnsi="맑은 고딕" w:cs="맑은 고딕" w:eastAsia="맑은 고딕"/>
-          <w:color w:val="auto"/>
-          <w:spacing w:val="0"/>
-          <w:position w:val="0"/>
-          <w:sz w:val="22"/>
-          <w:shd w:fill="auto" w:val="clear"/>
-        </w:rPr>
-        <w:t xml:space="preserve">어려운</w:t>
-      </w:r>
-      <w:r>
-        <w:rPr>
-          <w:rFonts w:ascii="Arial Unicode MS" w:hAnsi="Arial Unicode MS" w:cs="Arial Unicode MS" w:eastAsia="Arial Unicode MS"/>
-          <w:color w:val="auto"/>
-          <w:spacing w:val="0"/>
-          <w:position w:val="0"/>
-          <w:sz w:val="22"/>
-          <w:shd w:fill="auto" w:val="clear"/>
-        </w:rPr>
-        <w:t xml:space="preserve"> </w:t>
-      </w:r>
-      <w:r>
-        <w:rPr>
-          <w:rFonts w:ascii="맑은 고딕" w:hAnsi="맑은 고딕" w:cs="맑은 고딕" w:eastAsia="맑은 고딕"/>
-          <w:color w:val="auto"/>
-          <w:spacing w:val="0"/>
-          <w:position w:val="0"/>
-          <w:sz w:val="22"/>
-          <w:shd w:fill="auto" w:val="clear"/>
-        </w:rPr>
-        <w:t xml:space="preserve">곳에</w:t>
-      </w:r>
-      <w:r>
-        <w:rPr>
-          <w:rFonts w:ascii="Arial Unicode MS" w:hAnsi="Arial Unicode MS" w:cs="Arial Unicode MS" w:eastAsia="Arial Unicode MS"/>
-          <w:color w:val="auto"/>
-          <w:spacing w:val="0"/>
-          <w:position w:val="0"/>
-          <w:sz w:val="22"/>
-          <w:shd w:fill="auto" w:val="clear"/>
-        </w:rPr>
-        <w:t xml:space="preserve"> </w:t>
-      </w:r>
-      <w:r>
-        <w:rPr>
-          <w:rFonts w:ascii="맑은 고딕" w:hAnsi="맑은 고딕" w:cs="맑은 고딕" w:eastAsia="맑은 고딕"/>
-          <w:color w:val="auto"/>
-          <w:spacing w:val="0"/>
-          <w:position w:val="0"/>
-          <w:sz w:val="22"/>
-          <w:shd w:fill="auto" w:val="clear"/>
-        </w:rPr>
-        <w:t xml:space="preserve">있음</w:t>
-      </w:r>
-      <w:r>
-        <w:rPr>
-          <w:rFonts w:ascii="Arial Unicode MS" w:hAnsi="Arial Unicode MS" w:cs="Arial Unicode MS" w:eastAsia="Arial Unicode MS"/>
-          <w:color w:val="auto"/>
-          <w:spacing w:val="0"/>
-          <w:position w:val="0"/>
-          <w:sz w:val="22"/>
-          <w:shd w:fill="auto" w:val="clear"/>
-        </w:rPr>
-        <w:t xml:space="preserve"> </w:t>
-      </w:r>
-      <w:r>
-        <w:rPr>
-          <w:rFonts w:ascii="맑은 고딕" w:hAnsi="맑은 고딕" w:cs="맑은 고딕" w:eastAsia="맑은 고딕"/>
-          <w:color w:val="auto"/>
-          <w:spacing w:val="0"/>
-          <w:position w:val="0"/>
-          <w:sz w:val="22"/>
-          <w:shd w:fill="auto" w:val="clear"/>
-        </w:rPr>
-        <w:t xml:space="preserve">먼저</w:t>
-      </w:r>
-      <w:r>
-        <w:rPr>
-          <w:rFonts w:ascii="Arial Unicode MS" w:hAnsi="Arial Unicode MS" w:cs="Arial Unicode MS" w:eastAsia="Arial Unicode MS"/>
-          <w:color w:val="auto"/>
-          <w:spacing w:val="0"/>
-          <w:position w:val="0"/>
-          <w:sz w:val="22"/>
-          <w:shd w:fill="auto" w:val="clear"/>
-        </w:rPr>
-        <w:t xml:space="preserve"> </w:t>
-      </w:r>
-      <w:r>
-        <w:rPr>
-          <w:rFonts w:ascii="맑은 고딕" w:hAnsi="맑은 고딕" w:cs="맑은 고딕" w:eastAsia="맑은 고딕"/>
-          <w:color w:val="auto"/>
-          <w:spacing w:val="0"/>
-          <w:position w:val="0"/>
-          <w:sz w:val="22"/>
-          <w:shd w:fill="auto" w:val="clear"/>
-        </w:rPr>
-        <w:t xml:space="preserve">찾아서</w:t>
-      </w:r>
-      <w:r>
-        <w:rPr>
-          <w:rFonts w:ascii="Arial Unicode MS" w:hAnsi="Arial Unicode MS" w:cs="Arial Unicode MS" w:eastAsia="Arial Unicode MS"/>
-          <w:color w:val="auto"/>
-          <w:spacing w:val="0"/>
-          <w:position w:val="0"/>
-          <w:sz w:val="22"/>
-          <w:shd w:fill="auto" w:val="clear"/>
-        </w:rPr>
-        <w:t xml:space="preserve"> </w:t>
-      </w:r>
-      <w:r>
-        <w:rPr>
-          <w:rFonts w:ascii="맑은 고딕" w:hAnsi="맑은 고딕" w:cs="맑은 고딕" w:eastAsia="맑은 고딕"/>
-          <w:color w:val="auto"/>
-          <w:spacing w:val="0"/>
-          <w:position w:val="0"/>
-          <w:sz w:val="22"/>
-          <w:shd w:fill="auto" w:val="clear"/>
-        </w:rPr>
-        <w:t xml:space="preserve">대화성공시</w:t>
-      </w:r>
-      <w:r>
-        <w:rPr>
-          <w:rFonts w:ascii="Arial Unicode MS" w:hAnsi="Arial Unicode MS" w:cs="Arial Unicode MS" w:eastAsia="Arial Unicode MS"/>
-          <w:color w:val="auto"/>
-          <w:spacing w:val="0"/>
-          <w:position w:val="0"/>
-          <w:sz w:val="22"/>
-          <w:shd w:fill="auto" w:val="clear"/>
-        </w:rPr>
-        <w:t xml:space="preserve"> </w:t>
-      </w:r>
-      <w:r>
-        <w:rPr>
-          <w:rFonts w:ascii="맑은 고딕" w:hAnsi="맑은 고딕" w:cs="맑은 고딕" w:eastAsia="맑은 고딕"/>
-          <w:color w:val="auto"/>
-          <w:spacing w:val="0"/>
-          <w:position w:val="0"/>
-          <w:sz w:val="22"/>
-          <w:shd w:fill="auto" w:val="clear"/>
-        </w:rPr>
-        <w:t xml:space="preserve">호감도</w:t>
-      </w:r>
-      <w:r>
-        <w:rPr>
-          <w:rFonts w:ascii="Arial Unicode MS" w:hAnsi="Arial Unicode MS" w:cs="Arial Unicode MS" w:eastAsia="Arial Unicode MS"/>
-          <w:color w:val="auto"/>
-          <w:spacing w:val="0"/>
-          <w:position w:val="0"/>
-          <w:sz w:val="22"/>
-          <w:shd w:fill="auto" w:val="clear"/>
-        </w:rPr>
-        <w:t xml:space="preserve"> </w:t>
-      </w:r>
-      <w:r>
-        <w:rPr>
-          <w:rFonts w:ascii="맑은 고딕" w:hAnsi="맑은 고딕" w:cs="맑은 고딕" w:eastAsia="맑은 고딕"/>
-          <w:color w:val="auto"/>
-          <w:spacing w:val="0"/>
-          <w:position w:val="0"/>
-          <w:sz w:val="22"/>
-          <w:shd w:fill="auto" w:val="clear"/>
-        </w:rPr>
-        <w:t xml:space="preserve">상승</w:t>
+        <w:t xml:space="preserve">머리가 이상해진 상태로 학교에 온 인기남에게 꼬리빗을 줄 시 호감도 상승</w:t>
       </w:r>
     </w:p>
     <w:p>
@@ -5521,227 +4685,7 @@
           <w:sz w:val="22"/>
           <w:shd w:fill="auto" w:val="clear"/>
         </w:rPr>
-        <w:t xml:space="preserve">노래</w:t>
-      </w:r>
-      <w:r>
-        <w:rPr>
-          <w:rFonts w:ascii="Arial Unicode MS" w:hAnsi="Arial Unicode MS" w:cs="Arial Unicode MS" w:eastAsia="Arial Unicode MS"/>
-          <w:color w:val="auto"/>
-          <w:spacing w:val="0"/>
-          <w:position w:val="0"/>
-          <w:sz w:val="22"/>
-          <w:shd w:fill="auto" w:val="clear"/>
-        </w:rPr>
-        <w:t xml:space="preserve"> </w:t>
-      </w:r>
-      <w:r>
-        <w:rPr>
-          <w:rFonts w:ascii="맑은 고딕" w:hAnsi="맑은 고딕" w:cs="맑은 고딕" w:eastAsia="맑은 고딕"/>
-          <w:color w:val="auto"/>
-          <w:spacing w:val="0"/>
-          <w:position w:val="0"/>
-          <w:sz w:val="22"/>
-          <w:shd w:fill="auto" w:val="clear"/>
-        </w:rPr>
-        <w:t xml:space="preserve">가사를</w:t>
-      </w:r>
-      <w:r>
-        <w:rPr>
-          <w:rFonts w:ascii="Arial Unicode MS" w:hAnsi="Arial Unicode MS" w:cs="Arial Unicode MS" w:eastAsia="Arial Unicode MS"/>
-          <w:color w:val="auto"/>
-          <w:spacing w:val="0"/>
-          <w:position w:val="0"/>
-          <w:sz w:val="22"/>
-          <w:shd w:fill="auto" w:val="clear"/>
-        </w:rPr>
-        <w:t xml:space="preserve"> </w:t>
-      </w:r>
-      <w:r>
-        <w:rPr>
-          <w:rFonts w:ascii="맑은 고딕" w:hAnsi="맑은 고딕" w:cs="맑은 고딕" w:eastAsia="맑은 고딕"/>
-          <w:color w:val="auto"/>
-          <w:spacing w:val="0"/>
-          <w:position w:val="0"/>
-          <w:sz w:val="22"/>
-          <w:shd w:fill="auto" w:val="clear"/>
-        </w:rPr>
-        <w:t xml:space="preserve">보고</w:t>
-      </w:r>
-      <w:r>
-        <w:rPr>
-          <w:rFonts w:ascii="Arial Unicode MS" w:hAnsi="Arial Unicode MS" w:cs="Arial Unicode MS" w:eastAsia="Arial Unicode MS"/>
-          <w:color w:val="auto"/>
-          <w:spacing w:val="0"/>
-          <w:position w:val="0"/>
-          <w:sz w:val="22"/>
-          <w:shd w:fill="auto" w:val="clear"/>
-        </w:rPr>
-        <w:t xml:space="preserve"> </w:t>
-      </w:r>
-      <w:r>
-        <w:rPr>
-          <w:rFonts w:ascii="맑은 고딕" w:hAnsi="맑은 고딕" w:cs="맑은 고딕" w:eastAsia="맑은 고딕"/>
-          <w:color w:val="auto"/>
-          <w:spacing w:val="0"/>
-          <w:position w:val="0"/>
-          <w:sz w:val="22"/>
-          <w:shd w:fill="auto" w:val="clear"/>
-        </w:rPr>
-        <w:t xml:space="preserve">노래</w:t>
-      </w:r>
-      <w:r>
-        <w:rPr>
-          <w:rFonts w:ascii="Arial Unicode MS" w:hAnsi="Arial Unicode MS" w:cs="Arial Unicode MS" w:eastAsia="Arial Unicode MS"/>
-          <w:color w:val="auto"/>
-          <w:spacing w:val="0"/>
-          <w:position w:val="0"/>
-          <w:sz w:val="22"/>
-          <w:shd w:fill="auto" w:val="clear"/>
-        </w:rPr>
-        <w:t xml:space="preserve"> </w:t>
-      </w:r>
-      <w:r>
-        <w:rPr>
-          <w:rFonts w:ascii="맑은 고딕" w:hAnsi="맑은 고딕" w:cs="맑은 고딕" w:eastAsia="맑은 고딕"/>
-          <w:color w:val="auto"/>
-          <w:spacing w:val="0"/>
-          <w:position w:val="0"/>
-          <w:sz w:val="22"/>
-          <w:shd w:fill="auto" w:val="clear"/>
-        </w:rPr>
-        <w:t xml:space="preserve">제목을</w:t>
-      </w:r>
-      <w:r>
-        <w:rPr>
-          <w:rFonts w:ascii="Arial Unicode MS" w:hAnsi="Arial Unicode MS" w:cs="Arial Unicode MS" w:eastAsia="Arial Unicode MS"/>
-          <w:color w:val="auto"/>
-          <w:spacing w:val="0"/>
-          <w:position w:val="0"/>
-          <w:sz w:val="22"/>
-          <w:shd w:fill="auto" w:val="clear"/>
-        </w:rPr>
-        <w:t xml:space="preserve">  3</w:t>
-      </w:r>
-      <w:r>
-        <w:rPr>
-          <w:rFonts w:ascii="맑은 고딕" w:hAnsi="맑은 고딕" w:cs="맑은 고딕" w:eastAsia="맑은 고딕"/>
-          <w:color w:val="auto"/>
-          <w:spacing w:val="0"/>
-          <w:position w:val="0"/>
-          <w:sz w:val="22"/>
-          <w:shd w:fill="auto" w:val="clear"/>
-        </w:rPr>
-        <w:t xml:space="preserve">연속</w:t>
-      </w:r>
-      <w:r>
-        <w:rPr>
-          <w:rFonts w:ascii="Arial Unicode MS" w:hAnsi="Arial Unicode MS" w:cs="Arial Unicode MS" w:eastAsia="Arial Unicode MS"/>
-          <w:color w:val="auto"/>
-          <w:spacing w:val="0"/>
-          <w:position w:val="0"/>
-          <w:sz w:val="22"/>
-          <w:shd w:fill="auto" w:val="clear"/>
-        </w:rPr>
-        <w:t xml:space="preserve"> </w:t>
-      </w:r>
-      <w:r>
-        <w:rPr>
-          <w:rFonts w:ascii="맑은 고딕" w:hAnsi="맑은 고딕" w:cs="맑은 고딕" w:eastAsia="맑은 고딕"/>
-          <w:color w:val="auto"/>
-          <w:spacing w:val="0"/>
-          <w:position w:val="0"/>
-          <w:sz w:val="22"/>
-          <w:shd w:fill="auto" w:val="clear"/>
-        </w:rPr>
-        <w:t xml:space="preserve">맞추기</w:t>
-      </w:r>
-      <w:r>
-        <w:rPr>
-          <w:rFonts w:ascii="Arial Unicode MS" w:hAnsi="Arial Unicode MS" w:cs="Arial Unicode MS" w:eastAsia="Arial Unicode MS"/>
-          <w:color w:val="auto"/>
-          <w:spacing w:val="0"/>
-          <w:position w:val="0"/>
-          <w:sz w:val="22"/>
-          <w:shd w:fill="auto" w:val="clear"/>
-        </w:rPr>
-        <w:t xml:space="preserve"> </w:t>
-      </w:r>
-      <w:r>
-        <w:rPr>
-          <w:rFonts w:ascii="맑은 고딕" w:hAnsi="맑은 고딕" w:cs="맑은 고딕" w:eastAsia="맑은 고딕"/>
-          <w:color w:val="auto"/>
-          <w:spacing w:val="0"/>
-          <w:position w:val="0"/>
-          <w:sz w:val="22"/>
-          <w:shd w:fill="auto" w:val="clear"/>
-        </w:rPr>
-        <w:t xml:space="preserve">성공</w:t>
-      </w:r>
-      <w:r>
-        <w:rPr>
-          <w:rFonts w:ascii="Arial Unicode MS" w:hAnsi="Arial Unicode MS" w:cs="Arial Unicode MS" w:eastAsia="Arial Unicode MS"/>
-          <w:color w:val="auto"/>
-          <w:spacing w:val="0"/>
-          <w:position w:val="0"/>
-          <w:sz w:val="22"/>
-          <w:shd w:fill="auto" w:val="clear"/>
-        </w:rPr>
-        <w:t xml:space="preserve"> </w:t>
-      </w:r>
-      <w:r>
-        <w:rPr>
-          <w:rFonts w:ascii="맑은 고딕" w:hAnsi="맑은 고딕" w:cs="맑은 고딕" w:eastAsia="맑은 고딕"/>
-          <w:color w:val="auto"/>
-          <w:spacing w:val="0"/>
-          <w:position w:val="0"/>
-          <w:sz w:val="22"/>
-          <w:shd w:fill="auto" w:val="clear"/>
-        </w:rPr>
-        <w:t xml:space="preserve">시</w:t>
-      </w:r>
-      <w:r>
-        <w:rPr>
-          <w:rFonts w:ascii="Arial Unicode MS" w:hAnsi="Arial Unicode MS" w:cs="Arial Unicode MS" w:eastAsia="Arial Unicode MS"/>
-          <w:color w:val="auto"/>
-          <w:spacing w:val="0"/>
-          <w:position w:val="0"/>
-          <w:sz w:val="22"/>
-          <w:shd w:fill="auto" w:val="clear"/>
-        </w:rPr>
-        <w:t xml:space="preserve"> </w:t>
-      </w:r>
-      <w:r>
-        <w:rPr>
-          <w:rFonts w:ascii="맑은 고딕" w:hAnsi="맑은 고딕" w:cs="맑은 고딕" w:eastAsia="맑은 고딕"/>
-          <w:color w:val="auto"/>
-          <w:spacing w:val="0"/>
-          <w:position w:val="0"/>
-          <w:sz w:val="22"/>
-          <w:shd w:fill="auto" w:val="clear"/>
-        </w:rPr>
-        <w:t xml:space="preserve">호감도</w:t>
-      </w:r>
-      <w:r>
-        <w:rPr>
-          <w:rFonts w:ascii="Arial Unicode MS" w:hAnsi="Arial Unicode MS" w:cs="Arial Unicode MS" w:eastAsia="Arial Unicode MS"/>
-          <w:color w:val="auto"/>
-          <w:spacing w:val="0"/>
-          <w:position w:val="0"/>
-          <w:sz w:val="22"/>
-          <w:shd w:fill="auto" w:val="clear"/>
-        </w:rPr>
-        <w:t xml:space="preserve"> </w:t>
-      </w:r>
-      <w:r>
-        <w:rPr>
-          <w:rFonts w:ascii="맑은 고딕" w:hAnsi="맑은 고딕" w:cs="맑은 고딕" w:eastAsia="맑은 고딕"/>
-          <w:color w:val="auto"/>
-          <w:spacing w:val="0"/>
-          <w:position w:val="0"/>
-          <w:sz w:val="22"/>
-          <w:shd w:fill="auto" w:val="clear"/>
-        </w:rPr>
-        <w:t xml:space="preserve">상승</w:t>
+        <w:t xml:space="preserve">잃어버린 악보 책을 찾아줄 시 호감도 상승</w:t>
       </w:r>
     </w:p>
     <w:p>
